--- a/testakten/sozialrecht-elektrorollstuhl-koerner-oldenburg/10_widerspruch_versicherter_ohne_anwalt.docx
+++ b/testakten/sozialrecht-elektrorollstuhl-koerner-oldenburg/10_widerspruch_versicherter_ohne_anwalt.docx
@@ -3,187 +3,102 @@
 <w:document xmlns:wpc="http://schemas.microsoft.com/office/word/2010/wordprocessingCanvas" xmlns:mo="http://schemas.microsoft.com/office/mac/office/2008/main" xmlns:mc="http://schemas.openxmlformats.org/markup-compatibility/2006" xmlns:mv="urn:schemas-microsoft-com:mac:vml" xmlns:o="urn:schemas-microsoft-com:office:office" xmlns:r="http://schemas.openxmlformats.org/officeDocument/2006/relationships" xmlns:m="http://schemas.openxmlformats.org/officeDocument/2006/math" xmlns:v="urn:schemas-microsoft-com:vml" xmlns:wp14="http://schemas.microsoft.com/office/word/2010/wordprocessingDrawing" xmlns:wp="http://schemas.openxmlformats.org/drawingml/2006/wordprocessingDrawing" xmlns:w10="urn:schemas-microsoft-com:office:word" xmlns:w="http://schemas.openxmlformats.org/wordprocessingml/2006/main" xmlns:w14="http://schemas.microsoft.com/office/word/2010/wordml" xmlns:wpg="http://schemas.microsoft.com/office/word/2010/wordprocessingGroup" xmlns:wpi="http://schemas.microsoft.com/office/word/2010/wordprocessingInk" xmlns:wne="http://schemas.microsoft.com/office/word/2006/wordml" xmlns:wps="http://schemas.microsoft.com/office/word/2010/wordprocessingShape" mc:Ignorable="w14 wp14">
   <w:body>
     <w:p>
-      <w:pPr>
-        <w:pStyle w:val="Heading1"/>
-      </w:pPr>
       <w:r>
         <w:rPr>
-          <w:rFonts w:ascii="Times New Roman" w:hAnsi="Times New Roman"/>
+          <w:b/>
+          <w:color w:val="1F3C54"/>
+          <w:sz w:val="25"/>
         </w:rPr>
-        <w:t>Widerspruch des Versicherten ohne Anwalt</w:t>
-      </w:r>
-    </w:p>
-    <w:p>
-      <w:pPr>
-        <w:jc w:val="left"/>
-      </w:pPr>
-      <w:r>
         <w:t>Heinz Körner</w:t>
       </w:r>
     </w:p>
     <w:p>
       <w:pPr>
-        <w:jc w:val="left"/>
+        <w:spacing w:after="160"/>
       </w:pPr>
       <w:r>
-        <w:t>Theaterwall 62</w:t>
+        <w:t>Theaterwall 62, 26122 Oldenburg · Versichertennummer WEK-418-77-920</w:t>
       </w:r>
     </w:p>
     <w:p>
+      <w:r>
+        <w:rPr>
+          <w:color w:val="555555"/>
+          <w:sz w:val="18"/>
+        </w:rPr>
+        <w:t>Oldenburg, 17. Juni 2026 · eigenhändig vorbereiteter Widerspruch</w:t>
+      </w:r>
+    </w:p>
+    <w:p/>
+    <w:p>
       <w:pPr>
-        <w:jc w:val="left"/>
+        <w:pStyle w:val="Heading1"/>
       </w:pPr>
       <w:r>
-        <w:t>26122 Oldenburg</w:t>
+        <w:t>Widerspruch gegen die Ablehnung des Elektrorollstuhls</w:t>
       </w:r>
     </w:p>
     <w:p>
-      <w:pPr>
-        <w:jc w:val="left"/>
-      </w:pPr>
       <w:r>
-        <w:t>An die Weser-Ems Gesundheitskasse</w:t>
+        <w:t>An die Weser-Ems Gesundheitskasse, Leistungszentrum Hilfsmittel, Stau 35, 26122 Oldenburg.</w:t>
       </w:r>
     </w:p>
     <w:p>
-      <w:pPr>
-        <w:jc w:val="left"/>
-      </w:pPr>
       <w:r>
-        <w:t>Leistungszentrum Hilfsmittel</w:t>
+        <w:rPr>
+          <w:b/>
+        </w:rPr>
+        <w:t>Betreff: Bescheid vom 10. Juni 2026, Aktenzeichen HM-2026-7714-E.</w:t>
       </w:r>
     </w:p>
     <w:p>
-      <w:pPr>
-        <w:jc w:val="left"/>
-      </w:pPr>
       <w:r>
-        <w:t>Stau 35</w:t>
+        <w:t>Sehr geehrte Damen und Herren, hiermit lege ich Widerspruch gegen Ihren Bescheid ein. Ich kann Ihre Entscheidung nicht verstehen, weil ich mit dem Gehstock nicht mehr sicher aus der Wohnung komme und in den letzten Monaten mehrfach beinahe gestürzt bin.</w:t>
       </w:r>
     </w:p>
     <w:p>
-      <w:pPr>
-        <w:jc w:val="left"/>
-      </w:pPr>
       <w:r>
-        <w:t>26122 Oldenburg</w:t>
+        <w:t>Ich benutze den Gehstock nur noch innerhalb sehr kurzer Strecken. Schon der Weg zur Apotheke am Julius-Mosen-Platz ist für mich ohne Hilfe kaum möglich. Meine Tochter kann mich nicht täglich begleiten. Ich möchte weiter selbst zum Arzt, zur Apotheke und zum Einkaufen kommen, ohne jedes Mal einen Krankentransport oder Nachbarn bitten zu müssen.</w:t>
       </w:r>
     </w:p>
     <w:p>
-      <w:pPr>
-        <w:jc w:val="left"/>
-      </w:pPr>
       <w:r>
-        <w:t>Oldenburg, den 20.06.2026</w:t>
+        <w:t>Der Facharztbericht von Dr. Radtke und das Gutachten von Reha-Kompetenz Nordwest beschreiben aus meiner Sicht richtig, dass Rollator und Gehstock nicht ausreichen. Bitte prüfen Sie die Unterlagen noch einmal und schicken Sie mir eine verständliche Begründung, falls Sie trotzdem ablehnen.</w:t>
       </w:r>
     </w:p>
     <w:p>
-      <w:pPr>
-        <w:pStyle w:val="Heading2"/>
-      </w:pPr>
       <w:r>
-        <w:rPr>
-          <w:rFonts w:ascii="Times New Roman" w:hAnsi="Times New Roman"/>
-        </w:rPr>
-        <w:t>Widerspruch gegen Ihren Bescheid vom 10.06.2026</w:t>
-      </w:r>
-    </w:p>
-    <w:p>
-      <w:pPr>
-        <w:jc w:val="left"/>
-      </w:pPr>
-      <w:r>
-        <w:t>Sehr geehrte Damen und Herren,</w:t>
-      </w:r>
-    </w:p>
-    <w:p>
-      <w:pPr>
-        <w:jc w:val="left"/>
-      </w:pPr>
-      <w:r>
-        <w:t>hiermit lege ich Widerspruch ein.</w:t>
-      </w:r>
-    </w:p>
-    <w:p>
-      <w:pPr>
-        <w:jc w:val="left"/>
-      </w:pPr>
-      <w:r>
-        <w:t>Ich kann nicht mehr richtig laufen. Ich bin schon wieder gefallen. Der Stock reicht nicht. Der Rollator reicht auch nicht, weil ich damit nicht über die Straße komme. Meine Tochter kann nicht immer alles machen. Ich will nur zum Arzt und zur Apotheke kommen.</w:t>
-      </w:r>
-    </w:p>
-    <w:p>
-      <w:pPr>
-        <w:jc w:val="left"/>
-      </w:pPr>
-      <w:r>
-        <w:t>Ich verstehe nicht, warum der Medizinische Dienst sagt, dass ich laufen kann. Es war niemand bei mir zu Hause. Niemand hat gesehen, wie das hier im Haus ist. Ich wohne im ersten Stock und komme nur sehr schlecht runter. Unten könnte der Rollstuhl stehen.</w:t>
-      </w:r>
-    </w:p>
-    <w:p>
-      <w:pPr>
-        <w:jc w:val="left"/>
-      </w:pPr>
-      <w:r>
-        <w:t>Ich lege das Gutachten von Herrn Falke bei. Er war hier und hat alles gesehen. Bitte entscheiden Sie noch einmal.</w:t>
-      </w:r>
-    </w:p>
-    <w:p>
-      <w:pPr>
-        <w:jc w:val="left"/>
-      </w:pPr>
-      <w:r>
-        <w:t>Mit freundlichen Grüßen</w:t>
-      </w:r>
-    </w:p>
-    <w:p>
-      <w:pPr>
-        <w:jc w:val="left"/>
-      </w:pPr>
-      <w:r>
-        <w:t>Heinz Körner</w:t>
-      </w:r>
-    </w:p>
-    <w:p>
-      <w:pPr>
-        <w:jc w:val="left"/>
-      </w:pPr>
-      <w:r>
-        <w:t>Anlagen:</w:t>
-      </w:r>
-    </w:p>
-    <w:p>
-      <w:pPr>
-        <w:pStyle w:val="ListNumber"/>
-      </w:pPr>
-      <w:r>
-        <w:t>Gutachten Reha-Kompetenz Nordwest vom 18.06.2026</w:t>
-      </w:r>
-    </w:p>
-    <w:p>
-      <w:pPr>
-        <w:pStyle w:val="ListNumber"/>
-      </w:pPr>
-      <w:r>
-        <w:t>Kopie Bericht Dr. Radtke</w:t>
-      </w:r>
-    </w:p>
-    <w:p>
-      <w:pPr>
-        <w:pStyle w:val="ListNumber"/>
-      </w:pPr>
-      <w:r>
-        <w:t>Kopie Verordnung Dr. Stahlmann</w:t>
+        <w:t>Mit freundlichen Grüßen Heinz Körner</w:t>
       </w:r>
     </w:p>
     <w:sectPr>
-      <w:pgSz w:w="11906" w:h="16838"/>
-      <w:pgMar w:top="1417" w:right="1417" w:bottom="1417" w:left="1417" w:header="720" w:footer="720" w:gutter="0"/>
+      <w:footerReference w:type="default" r:id="rId9"/>
+      <w:pgSz w:w="12240" w:h="15840"/>
+      <w:pgMar w:top="1134" w:right="1247" w:bottom="1020" w:left="1247" w:header="720" w:footer="720" w:gutter="0"/>
       <w:cols w:space="720"/>
       <w:docGrid w:linePitch="360"/>
     </w:sectPr>
   </w:body>
 </w:document>
+</file>
+
+<file path=word/footer1.xml><?xml version="1.0" encoding="utf-8"?>
+<w:ftr xmlns:m="http://schemas.openxmlformats.org/officeDocument/2006/math" xmlns:mc="http://schemas.openxmlformats.org/markup-compatibility/2006" xmlns:mo="http://schemas.microsoft.com/office/mac/office/2008/main" xmlns:mv="urn:schemas-microsoft-com:mac:vml" xmlns:o="urn:schemas-microsoft-com:office:office" xmlns:r="http://schemas.openxmlformats.org/officeDocument/2006/relationships" xmlns:v="urn:schemas-microsoft-com:vml" xmlns:w10="urn:schemas-microsoft-com:office:word" xmlns:w14="http://schemas.microsoft.com/office/word/2010/wordml" xmlns:w="http://schemas.openxmlformats.org/wordprocessingml/2006/main" xmlns:wne="http://schemas.microsoft.com/office/word/2006/wordml" xmlns:wp14="http://schemas.microsoft.com/office/word/2010/wordprocessingDrawing" xmlns:wp="http://schemas.openxmlformats.org/drawingml/2006/wordprocessingDrawing" xmlns:wpc="http://schemas.microsoft.com/office/word/2010/wordprocessingCanvas" xmlns:wpg="http://schemas.microsoft.com/office/word/2010/wordprocessingGroup" xmlns:wpi="http://schemas.microsoft.com/office/word/2010/wordprocessingInk" xmlns:wps="http://schemas.microsoft.com/office/word/2010/wordprocessingShape" mc:Ignorable="w14 wp14">
+  <w:p>
+    <w:pPr>
+      <w:pStyle w:val="Footer"/>
+      <w:jc w:val="center"/>
+    </w:pPr>
+    <w:r>
+      <w:rPr>
+        <w:rFonts w:ascii="Arial" w:hAnsi="Arial"/>
+        <w:color w:val="646464"/>
+        <w:sz w:val="16"/>
+      </w:rPr>
+      <w:t>Eigenwiderspruch Körner gegen Hilfsmittelablehnung</w:t>
+    </w:r>
+  </w:p>
+</w:ftr>
 </file>
 
 <file path=word/numbering.xml><?xml version="1.0" encoding="utf-8"?>
@@ -549,9 +464,12 @@
     <w:name w:val="Normal"/>
     <w:qFormat/>
     <w:rsid w:val="00FC693F"/>
+    <w:pPr>
+      <w:spacing w:after="100" w:line="259" w:lineRule="auto"/>
+    </w:pPr>
     <w:rPr>
-      <w:rFonts w:ascii="Times New Roman" w:hAnsi="Times New Roman"/>
-      <w:sz w:val="22"/>
+      <w:rFonts w:ascii="Arial" w:hAnsi="Arial" w:eastAsia="Arial"/>
+      <w:sz w:val="21"/>
     </w:rPr>
   </w:style>
   <w:style w:type="paragraph" w:styleId="Header">
@@ -613,10 +531,11 @@
       <w:outlineLvl w:val="0"/>
     </w:pPr>
     <w:rPr>
-      <w:rFonts w:asciiTheme="majorHAnsi" w:eastAsiaTheme="majorEastAsia" w:hAnsiTheme="majorHAnsi" w:cstheme="majorBidi" w:ascii="Times New Roman" w:hAnsi="Times New Roman"/>
+      <w:rFonts w:asciiTheme="majorHAnsi" w:eastAsiaTheme="majorEastAsia" w:hAnsiTheme="majorHAnsi" w:cstheme="majorBidi" w:ascii="Arial" w:hAnsi="Arial" w:eastAsia="Arial"/>
       <w:b/>
       <w:bCs/>
-      <w:sz w:val="28"/>
+      <w:color w:val="1F3C54"/>
+      <w:sz w:val="30"/>
       <w:szCs w:val="28"/>
     </w:rPr>
   </w:style>
@@ -636,9 +555,10 @@
       <w:outlineLvl w:val="1"/>
     </w:pPr>
     <w:rPr>
-      <w:rFonts w:asciiTheme="majorHAnsi" w:eastAsiaTheme="majorEastAsia" w:hAnsiTheme="majorHAnsi" w:cstheme="majorBidi" w:ascii="Times New Roman" w:hAnsi="Times New Roman"/>
+      <w:rFonts w:asciiTheme="majorHAnsi" w:eastAsiaTheme="majorEastAsia" w:hAnsiTheme="majorHAnsi" w:cstheme="majorBidi" w:ascii="Arial" w:hAnsi="Arial" w:eastAsia="Arial"/>
       <w:b/>
       <w:bCs/>
+      <w:color w:val="1F3C54"/>
       <w:sz w:val="24"/>
       <w:szCs w:val="26"/>
     </w:rPr>
@@ -659,10 +579,10 @@
       <w:outlineLvl w:val="2"/>
     </w:pPr>
     <w:rPr>
-      <w:rFonts w:asciiTheme="majorHAnsi" w:eastAsiaTheme="majorEastAsia" w:hAnsiTheme="majorHAnsi" w:cstheme="majorBidi" w:ascii="Times New Roman" w:hAnsi="Times New Roman"/>
+      <w:rFonts w:asciiTheme="majorHAnsi" w:eastAsiaTheme="majorEastAsia" w:hAnsiTheme="majorHAnsi" w:cstheme="majorBidi"/>
       <w:b/>
       <w:bCs/>
-      <w:sz w:val="22"/>
+      <w:color w:val="4F81BD" w:themeColor="accent1"/>
     </w:rPr>
   </w:style>
   <w:style w:type="paragraph" w:styleId="Heading4">

--- a/testakten/sozialrecht-elektrorollstuhl-koerner-oldenburg/10_widerspruch_versicherter_ohne_anwalt.docx
+++ b/testakten/sozialrecht-elektrorollstuhl-koerner-oldenburg/10_widerspruch_versicherter_ohne_anwalt.docx
@@ -3,47 +3,77 @@
 <w:document xmlns:wpc="http://schemas.microsoft.com/office/word/2010/wordprocessingCanvas" xmlns:mo="http://schemas.microsoft.com/office/mac/office/2008/main" xmlns:mc="http://schemas.openxmlformats.org/markup-compatibility/2006" xmlns:mv="urn:schemas-microsoft-com:mac:vml" xmlns:o="urn:schemas-microsoft-com:office:office" xmlns:r="http://schemas.openxmlformats.org/officeDocument/2006/relationships" xmlns:m="http://schemas.openxmlformats.org/officeDocument/2006/math" xmlns:v="urn:schemas-microsoft-com:vml" xmlns:wp14="http://schemas.microsoft.com/office/word/2010/wordprocessingDrawing" xmlns:wp="http://schemas.openxmlformats.org/drawingml/2006/wordprocessingDrawing" xmlns:w10="urn:schemas-microsoft-com:office:word" xmlns:w="http://schemas.openxmlformats.org/wordprocessingml/2006/main" xmlns:w14="http://schemas.microsoft.com/office/word/2010/wordml" xmlns:wpg="http://schemas.microsoft.com/office/word/2010/wordprocessingGroup" xmlns:wpi="http://schemas.microsoft.com/office/word/2010/wordprocessingInk" xmlns:wne="http://schemas.microsoft.com/office/word/2006/wordml" xmlns:wps="http://schemas.microsoft.com/office/word/2010/wordprocessingShape" mc:Ignorable="w14 wp14">
   <w:body>
     <w:p>
+      <w:pPr>
+        <w:spacing w:after="160" w:line="259" w:lineRule="auto"/>
+      </w:pPr>
       <w:r>
         <w:rPr>
+          <w:rFonts w:ascii="Times New Roman" w:hAnsi="Times New Roman"/>
           <w:b/>
           <w:color w:val="1F3C54"/>
-          <w:sz w:val="25"/>
+          <w:sz w:val="28"/>
         </w:rPr>
         <w:t>Heinz Körner</w:t>
       </w:r>
     </w:p>
     <w:p>
       <w:pPr>
-        <w:spacing w:after="160"/>
+        <w:spacing w:after="60" w:before="120" w:line="259" w:lineRule="auto"/>
       </w:pPr>
       <w:r>
+        <w:rPr>
+          <w:rFonts w:ascii="Times New Roman" w:hAnsi="Times New Roman"/>
+          <w:b/>
+          <w:sz w:val="22"/>
+        </w:rPr>
         <w:t>Theaterwall 62, 26122 Oldenburg · Versichertennummer WEK-418-77-920</w:t>
       </w:r>
     </w:p>
     <w:p>
+      <w:pPr>
+        <w:spacing w:before="120" w:after="60" w:line="259" w:lineRule="auto"/>
+      </w:pPr>
       <w:r>
         <w:rPr>
+          <w:rFonts w:ascii="Times New Roman" w:hAnsi="Times New Roman"/>
+          <w:b/>
           <w:color w:val="555555"/>
-          <w:sz w:val="18"/>
+          <w:sz w:val="22"/>
         </w:rPr>
         <w:t>Oldenburg, 17. Juni 2026 · eigenhändig vorbereiteter Widerspruch</w:t>
       </w:r>
     </w:p>
-    <w:p/>
+    <w:p>
+      <w:pPr>
+        <w:spacing w:line="259" w:lineRule="auto" w:after="60"/>
+      </w:pPr>
+    </w:p>
     <w:p>
       <w:pPr>
         <w:pStyle w:val="Heading1"/>
+        <w:spacing w:before="120" w:after="60" w:line="259" w:lineRule="auto"/>
       </w:pPr>
       <w:r>
+        <w:rPr>
+          <w:rFonts w:ascii="Times New Roman" w:hAnsi="Times New Roman"/>
+          <w:b/>
+          <w:sz w:val="22"/>
+        </w:rPr>
         <w:t>Widerspruch gegen die Ablehnung des Elektrorollstuhls</w:t>
       </w:r>
     </w:p>
     <w:p>
+      <w:pPr>
+        <w:spacing w:line="259" w:lineRule="auto" w:after="60"/>
+      </w:pPr>
       <w:r>
         <w:t>An die Weser-Ems Gesundheitskasse, Leistungszentrum Hilfsmittel, Stau 35, 26122 Oldenburg.</w:t>
       </w:r>
     </w:p>
     <w:p>
+      <w:pPr>
+        <w:spacing w:line="259" w:lineRule="auto" w:after="60"/>
+      </w:pPr>
       <w:r>
         <w:rPr>
           <w:b/>
@@ -52,29 +82,42 @@
       </w:r>
     </w:p>
     <w:p>
+      <w:pPr>
+        <w:spacing w:line="259" w:lineRule="auto" w:after="60"/>
+      </w:pPr>
       <w:r>
         <w:t>Sehr geehrte Damen und Herren, hiermit lege ich Widerspruch gegen Ihren Bescheid ein. Ich kann Ihre Entscheidung nicht verstehen, weil ich mit dem Gehstock nicht mehr sicher aus der Wohnung komme und in den letzten Monaten mehrfach beinahe gestürzt bin.</w:t>
       </w:r>
     </w:p>
     <w:p>
+      <w:pPr>
+        <w:spacing w:line="259" w:lineRule="auto" w:after="60"/>
+      </w:pPr>
       <w:r>
         <w:t>Ich benutze den Gehstock nur noch innerhalb sehr kurzer Strecken. Schon der Weg zur Apotheke am Julius-Mosen-Platz ist für mich ohne Hilfe kaum möglich. Meine Tochter kann mich nicht täglich begleiten. Ich möchte weiter selbst zum Arzt, zur Apotheke und zum Einkaufen kommen, ohne jedes Mal einen Krankentransport oder Nachbarn bitten zu müssen.</w:t>
       </w:r>
     </w:p>
     <w:p>
+      <w:pPr>
+        <w:spacing w:line="259" w:lineRule="auto" w:after="60"/>
+      </w:pPr>
       <w:r>
         <w:t>Der Facharztbericht von Dr. Radtke und das Gutachten von Reha-Kompetenz Nordwest beschreiben aus meiner Sicht richtig, dass Rollator und Gehstock nicht ausreichen. Bitte prüfen Sie die Unterlagen noch einmal und schicken Sie mir eine verständliche Begründung, falls Sie trotzdem ablehnen.</w:t>
       </w:r>
     </w:p>
     <w:p>
+      <w:pPr>
+        <w:spacing w:line="259" w:lineRule="auto" w:after="60"/>
+      </w:pPr>
       <w:r>
         <w:t>Mit freundlichen Grüßen Heinz Körner</w:t>
       </w:r>
     </w:p>
     <w:sectPr>
       <w:footerReference w:type="default" r:id="rId9"/>
+      <w:headerReference w:type="default" r:id="rId10"/>
       <w:pgSz w:w="12240" w:h="15840"/>
-      <w:pgMar w:top="1134" w:right="1247" w:bottom="1020" w:left="1247" w:header="720" w:footer="720" w:gutter="0"/>
+      <w:pgMar w:top="1191" w:right="1247" w:bottom="1134" w:left="1361" w:header="720" w:footer="720" w:gutter="0"/>
       <w:cols w:space="720"/>
       <w:docGrid w:linePitch="360"/>
     </w:sectPr>
@@ -99,6 +142,28 @@
     </w:r>
   </w:p>
 </w:ftr>
+</file>
+
+<file path=word/header1.xml><?xml version="1.0" encoding="utf-8"?>
+<w:hdr xmlns:m="http://schemas.openxmlformats.org/officeDocument/2006/math" xmlns:mc="http://schemas.openxmlformats.org/markup-compatibility/2006" xmlns:mo="http://schemas.microsoft.com/office/mac/office/2008/main" xmlns:mv="urn:schemas-microsoft-com:mac:vml" xmlns:o="urn:schemas-microsoft-com:office:office" xmlns:r="http://schemas.openxmlformats.org/officeDocument/2006/relationships" xmlns:v="urn:schemas-microsoft-com:vml" xmlns:w10="urn:schemas-microsoft-com:office:word" xmlns:w14="http://schemas.microsoft.com/office/word/2010/wordml" xmlns:w="http://schemas.openxmlformats.org/wordprocessingml/2006/main" xmlns:wne="http://schemas.microsoft.com/office/word/2006/wordml" xmlns:wp14="http://schemas.microsoft.com/office/word/2010/wordprocessingDrawing" xmlns:wp="http://schemas.openxmlformats.org/drawingml/2006/wordprocessingDrawing" xmlns:wpc="http://schemas.microsoft.com/office/word/2010/wordprocessingCanvas" xmlns:wpg="http://schemas.microsoft.com/office/word/2010/wordprocessingGroup" xmlns:wpi="http://schemas.microsoft.com/office/word/2010/wordprocessingInk" xmlns:wps="http://schemas.microsoft.com/office/word/2010/wordprocessingShape" mc:Ignorable="w14 wp14">
+  <w:p>
+    <w:pPr>
+      <w:pStyle w:val="Header"/>
+      <w:jc w:val="left"/>
+    </w:pPr>
+    <w:r/>
+    <w:r>
+      <w:rPr>
+        <w:rFonts w:ascii="Times New Roman" w:hAnsi="Times New Roman"/>
+        <w:b w:val="0"/>
+        <w:i w:val="0"/>
+        <w:color w:val="666666"/>
+        <w:sz w:val="17"/>
+      </w:rPr>
+      <w:t>Kanzlei Ahlers und Brinkmann | Sozialrechtliche Leistungsakte | Bearbeitungsstand Juli 2026</w:t>
+    </w:r>
+  </w:p>
+</w:hdr>
 </file>
 
 <file path=word/numbering.xml><?xml version="1.0" encoding="utf-8"?>
@@ -468,8 +533,8 @@
       <w:spacing w:after="100" w:line="259" w:lineRule="auto"/>
     </w:pPr>
     <w:rPr>
-      <w:rFonts w:ascii="Arial" w:hAnsi="Arial" w:eastAsia="Arial"/>
-      <w:sz w:val="21"/>
+      <w:rFonts w:ascii="Times New Roman" w:hAnsi="Times New Roman" w:eastAsia="Arial"/>
+      <w:sz w:val="22"/>
     </w:rPr>
   </w:style>
   <w:style w:type="paragraph" w:styleId="Header">
@@ -531,11 +596,11 @@
       <w:outlineLvl w:val="0"/>
     </w:pPr>
     <w:rPr>
-      <w:rFonts w:asciiTheme="majorHAnsi" w:eastAsiaTheme="majorEastAsia" w:hAnsiTheme="majorHAnsi" w:cstheme="majorBidi" w:ascii="Arial" w:hAnsi="Arial" w:eastAsia="Arial"/>
+      <w:rFonts w:asciiTheme="majorHAnsi" w:eastAsiaTheme="majorEastAsia" w:hAnsiTheme="majorHAnsi" w:cstheme="majorBidi" w:ascii="Times New Roman" w:hAnsi="Times New Roman" w:eastAsia="Arial"/>
       <w:b/>
       <w:bCs/>
       <w:color w:val="1F3C54"/>
-      <w:sz w:val="30"/>
+      <w:sz w:val="28"/>
       <w:szCs w:val="28"/>
     </w:rPr>
   </w:style>
@@ -555,7 +620,7 @@
       <w:outlineLvl w:val="1"/>
     </w:pPr>
     <w:rPr>
-      <w:rFonts w:asciiTheme="majorHAnsi" w:eastAsiaTheme="majorEastAsia" w:hAnsiTheme="majorHAnsi" w:cstheme="majorBidi" w:ascii="Arial" w:hAnsi="Arial" w:eastAsia="Arial"/>
+      <w:rFonts w:asciiTheme="majorHAnsi" w:eastAsiaTheme="majorEastAsia" w:hAnsiTheme="majorHAnsi" w:cstheme="majorBidi" w:ascii="Times New Roman" w:hAnsi="Times New Roman" w:eastAsia="Arial"/>
       <w:b/>
       <w:bCs/>
       <w:color w:val="1F3C54"/>
@@ -820,11 +885,12 @@
       <w:contextualSpacing/>
     </w:pPr>
     <w:rPr>
-      <w:rFonts w:asciiTheme="majorHAnsi" w:eastAsiaTheme="majorEastAsia" w:hAnsiTheme="majorHAnsi" w:cstheme="majorBidi"/>
+      <w:rFonts w:asciiTheme="majorHAnsi" w:eastAsiaTheme="majorEastAsia" w:hAnsiTheme="majorHAnsi" w:cstheme="majorBidi" w:ascii="Times New Roman" w:hAnsi="Times New Roman"/>
+      <w:b/>
       <w:color w:val="17365D" w:themeColor="text2" w:themeShade="BF"/>
       <w:spacing w:val="5"/>
       <w:kern w:val="28"/>
-      <w:sz w:val="52"/>
+      <w:sz w:val="30"/>
       <w:szCs w:val="52"/>
     </w:rPr>
   </w:style>

--- a/testakten/sozialrecht-elektrorollstuhl-koerner-oldenburg/10_widerspruch_versicherter_ohne_anwalt.docx
+++ b/testakten/sozialrecht-elektrorollstuhl-koerner-oldenburg/10_widerspruch_versicherter_ohne_anwalt.docx
@@ -116,7 +116,7 @@
     <w:sectPr>
       <w:footerReference w:type="default" r:id="rId9"/>
       <w:headerReference w:type="default" r:id="rId10"/>
-      <w:pgSz w:w="12240" w:h="15840"/>
+      <w:pgSz w:w="11906" w:h="16838"/>
       <w:pgMar w:top="1191" w:right="1247" w:bottom="1134" w:left="1361" w:header="720" w:footer="720" w:gutter="0"/>
       <w:cols w:space="720"/>
       <w:docGrid w:linePitch="360"/>
